--- a/cerveja/exame-julgamento/Beer-judging-exam-instructions-pt-br.docx
+++ b/cerveja/exame-julgamento/Beer-judging-exam-instructions-pt-br.docx
@@ -177,7 +177,7 @@
         <w:rPr>
           <w:rFonts w:ascii="Arial" w:hAnsi="Arial" w:cs="Arial"/>
         </w:rPr>
-        <w:t xml:space="preserve">, senação na boca </w:t>
+        <w:t xml:space="preserve">, sensação na boca </w:t>
       </w:r>
       <w:r>
         <w:rPr>
@@ -389,7 +389,7 @@
         <w:rPr>
           <w:rFonts w:ascii="Arial" w:hAnsi="Arial" w:cs="Arial"/>
         </w:rPr>
-        <w:t xml:space="preserve">Escreva com firmeza (com lapis/lapiseira/tinta escura) para facilitar a </w:t>
+        <w:t xml:space="preserve">Escreva com firmeza (com lápis/lapiseira/tinta escura) para facilitar a </w:t>
       </w:r>
       <w:r>
         <w:rPr>
